--- a/amaran_berterusan_3.docx
+++ b/amaran_berterusan_3.docx
@@ -1384,7 +1384,7 @@
           <w:sz w:val="20"/>
           <w:szCs w:val="20"/>
         </w:rPr>
-        <w:t xml:space="preserve"> {{NAMA}} No KP: {{NO_KP}}  </w:t>
+        <w:t xml:space="preserve"> {{NAMA}} No KP: {{NO_KP}} </w:t>
       </w:r>
       <w:proofErr w:type="spellStart"/>
       <w:r>
@@ -1675,7 +1675,7 @@
           <w:sz w:val="20"/>
           <w:szCs w:val="20"/>
         </w:rPr>
-        <w:t xml:space="preserve">   {{TARIKH_AKHIR}}</w:t>
+        <w:t xml:space="preserve">  {{TARIKH_AKHIR}}</w:t>
       </w:r>
       <w:proofErr w:type="gramEnd"/>
     </w:p>
@@ -1886,7 +1886,7 @@
           <w:sz w:val="20"/>
           <w:szCs w:val="20"/>
         </w:rPr>
-        <w:t xml:space="preserve">. SMKG.700-7/2/2 </w:t>
+        <w:t xml:space="preserve">. SMKG.700-7/2/2/1 </w:t>
       </w:r>
       <w:proofErr w:type="gramStart"/>
       <w:r>
@@ -1975,7 +1975,7 @@
           <w:sz w:val="20"/>
           <w:szCs w:val="20"/>
         </w:rPr>
-        <w:t xml:space="preserve">. SMKG.700-7/2/2 </w:t>
+        <w:t xml:space="preserve">. SMKG.700-7/2/2/2 </w:t>
       </w:r>
       <w:proofErr w:type="gramStart"/>
       <w:r>
@@ -4280,7 +4280,7 @@
           <w:sz w:val="20"/>
           <w:szCs w:val="20"/>
         </w:rPr>
-        <w:t xml:space="preserve">. SMKG.700-7/2/2 </w:t>
+        <w:t xml:space="preserve">. SMKG.700-7/2/2/3 </w:t>
       </w:r>
       <w:proofErr w:type="gramStart"/>
       <w:r>
@@ -4452,7 +4452,7 @@
           <w:sz w:val="20"/>
           <w:szCs w:val="20"/>
         </w:rPr>
-        <w:t xml:space="preserve"> {{NO_KP}}  </w:t>
+        <w:t xml:space="preserve"> {{NO_KP}} </w:t>
       </w:r>
       <w:proofErr w:type="spellStart"/>
       <w:r>
